--- a/LR1/Отчёт.docx
+++ b/LR1/Отчёт.docx
@@ -183,15 +183,7 @@
         <w:jc w:val="both"/>
       </w:pPr>
       <w:r>
-        <w:t xml:space="preserve">Предусмотреть повторный запрос при некорректных данных (возраст ≤ 0 </w:t>
-      </w:r>
-      <w:proofErr w:type="gramStart"/>
-      <w:r>
-        <w:t>или &gt;</w:t>
-      </w:r>
-      <w:proofErr w:type="gramEnd"/>
-      <w:r>
-        <w:t xml:space="preserve"> 120, цель вне 1–3, не число).</w:t>
+        <w:t>Предусмотреть повторный запрос при некорректных данных (возраст ≤ 0 или &gt; 120, цель вне 1–3, не число).</w:t>
       </w:r>
     </w:p>
     <w:p>
@@ -233,17 +225,12 @@
         <w:t> — точка входа. Вызывает </w:t>
       </w:r>
       <w:proofErr w:type="spellStart"/>
-      <w:proofErr w:type="gramStart"/>
       <w:r>
         <w:t>InputData</w:t>
       </w:r>
       <w:proofErr w:type="spellEnd"/>
       <w:r>
-        <w:t>(</w:t>
-      </w:r>
-      <w:proofErr w:type="gramEnd"/>
-      <w:r>
-        <w:t>).</w:t>
+        <w:t>().</w:t>
       </w:r>
     </w:p>
     <w:p>
@@ -258,15 +245,7 @@
       </w:r>
       <w:proofErr w:type="spellEnd"/>
       <w:r>
-        <w:t xml:space="preserve"> — запрашивает возраст и цель. Проверяет возраст: если ≤ 0 </w:t>
-      </w:r>
-      <w:proofErr w:type="gramStart"/>
-      <w:r>
-        <w:t>или &gt;</w:t>
-      </w:r>
-      <w:proofErr w:type="gramEnd"/>
-      <w:r>
-        <w:t xml:space="preserve"> 120, выводит ошибку, вызывает себя повторно и делает </w:t>
+        <w:t> — запрашивает возраст и цель. Проверяет возраст: если ≤ 0 или &gt; 120, выводит ошибку, вызывает себя повторно и делает </w:t>
       </w:r>
       <w:proofErr w:type="spellStart"/>
       <w:r>
@@ -286,11 +265,17 @@
       </w:r>
       <w:proofErr w:type="spellStart"/>
       <w:r>
-        <w:t>age</w:t>
+        <w:t>ag</w:t>
       </w:r>
       <w:proofErr w:type="spellEnd"/>
       <w:r>
-        <w:t>, выводит его. Передает данные в </w:t>
+        <w:rPr>
+          <w:lang w:val="en-US"/>
+        </w:rPr>
+        <w:t>e</w:t>
+      </w:r>
+      <w:r>
+        <w:t>. Передает данные в </w:t>
       </w:r>
       <w:proofErr w:type="spellStart"/>
       <w:r>
@@ -308,7 +293,6 @@
         <w:jc w:val="both"/>
       </w:pPr>
       <w:proofErr w:type="spellStart"/>
-      <w:proofErr w:type="gramStart"/>
       <w:r>
         <w:t>TargetHearRate</w:t>
       </w:r>
@@ -317,7 +301,6 @@
         <w:t>(</w:t>
       </w:r>
       <w:proofErr w:type="spellStart"/>
-      <w:proofErr w:type="gramEnd"/>
       <w:r>
         <w:t>int</w:t>
       </w:r>
@@ -374,17 +357,12 @@
         <w:t>, выводит результат. При неверной цели выводит ошибку и вызывает </w:t>
       </w:r>
       <w:proofErr w:type="spellStart"/>
-      <w:proofErr w:type="gramStart"/>
       <w:r>
         <w:t>InputData</w:t>
       </w:r>
       <w:proofErr w:type="spellEnd"/>
       <w:r>
-        <w:t>(</w:t>
-      </w:r>
-      <w:proofErr w:type="gramEnd"/>
-      <w:r>
-        <w:t>).</w:t>
+        <w:t>().</w:t>
       </w:r>
     </w:p>
     <w:p>
@@ -3427,6 +3405,7 @@
   <w:style w:type="character" w:default="1" w:styleId="a0">
     <w:name w:val="Default Paragraph Font"/>
     <w:uiPriority w:val="1"/>
+    <w:semiHidden/>
     <w:unhideWhenUsed/>
   </w:style>
   <w:style w:type="table" w:default="1" w:styleId="a1">
